--- a/docs/report/SDACS_Technical_Report_v3.docx
+++ b/docs/report/SDACS_Technical_Report_v3.docx
@@ -410,7 +410,7 @@
                 <w:sz w:val="20"/>
                 <w:szCs w:val="20"/>
               </w:rPr>
-              <w:t xml:space="preserve">99.9%</w:t>
+              <w:t xml:space="preserve">100% (20대)</w:t>
             </w:r>
           </w:p>
         </w:tc>
@@ -440,7 +440,7 @@
                 <w:sz w:val="20"/>
                 <w:szCs w:val="20"/>
               </w:rPr>
-              <w:t xml:space="preserve">500대 메가스웜: 58,038 conflicts → 19 collisions</w:t>
+              <w:t xml:space="preserve">20대 600s: 충돌 0건, 50대: 97.9%, 100대: 98.9%</w:t>
             </w:r>
           </w:p>
         </w:tc>
@@ -660,7 +660,7 @@
                 <w:sz w:val="20"/>
                 <w:szCs w:val="20"/>
               </w:rPr>
-              <w:t xml:space="preserve">Monte Carlo Validation</w:t>
+              <w:t xml:space="preserve">Route Efficiency</w:t>
             </w:r>
           </w:p>
         </w:tc>
@@ -691,7 +691,7 @@
                 <w:sz w:val="20"/>
                 <w:szCs w:val="20"/>
               </w:rPr>
-              <w:t xml:space="preserve">38,400 runs</w:t>
+              <w:t xml:space="preserve">≤1.12</w:t>
             </w:r>
           </w:p>
         </w:tc>
@@ -722,7 +722,7 @@
                 <w:sz w:val="20"/>
                 <w:szCs w:val="20"/>
               </w:rPr>
-              <w:t xml:space="preserve">384 configurations × 100 seeds</w:t>
+              <w:t xml:space="preserve">경로효율 SLA(≤1.15) 전 규모 PASS</w:t>
             </w:r>
           </w:p>
         </w:tc>
@@ -754,7 +754,7 @@
                 <w:sz w:val="20"/>
                 <w:szCs w:val="20"/>
               </w:rPr>
-              <w:t xml:space="preserve">Concurrent Drones</w:t>
+              <w:t xml:space="preserve">Monte Carlo Validation</w:t>
             </w:r>
           </w:p>
         </w:tc>
@@ -784,7 +784,7 @@
                 <w:sz w:val="20"/>
                 <w:szCs w:val="20"/>
               </w:rPr>
-              <w:t xml:space="preserve">500+</w:t>
+              <w:t xml:space="preserve">38,400 runs</w:t>
             </w:r>
           </w:p>
         </w:tc>
@@ -814,7 +814,7 @@
                 <w:sz w:val="20"/>
                 <w:szCs w:val="20"/>
               </w:rPr>
-              <w:t xml:space="preserve">분산 자율 제어</w:t>
+              <w:t xml:space="preserve">384 configurations × 100 seeds</w:t>
             </w:r>
           </w:p>
         </w:tc>
@@ -847,7 +847,7 @@
                 <w:sz w:val="20"/>
                 <w:szCs w:val="20"/>
               </w:rPr>
-              <w:t xml:space="preserve">Automated Tests</w:t>
+              <w:t xml:space="preserve">Concurrent Drones</w:t>
             </w:r>
           </w:p>
         </w:tc>
@@ -878,7 +878,7 @@
                 <w:sz w:val="20"/>
                 <w:szCs w:val="20"/>
               </w:rPr>
-              <w:t xml:space="preserve">2,620+</w:t>
+              <w:t xml:space="preserve">100+</w:t>
             </w:r>
           </w:p>
         </w:tc>
@@ -909,7 +909,7 @@
                 <w:sz w:val="20"/>
                 <w:szCs w:val="20"/>
               </w:rPr>
-              <w:t xml:space="preserve">pytest 기반 자동화 테스트 스위트</w:t>
+              <w:t xml:space="preserve">20대: 충돌 0, 50대: avg 15, 100대: avg 29</w:t>
             </w:r>
           </w:p>
         </w:tc>
@@ -941,7 +941,7 @@
                 <w:sz w:val="20"/>
                 <w:szCs w:val="20"/>
               </w:rPr>
-              <w:t xml:space="preserve">Languages</w:t>
+              <w:t xml:space="preserve">Automated Tests</w:t>
             </w:r>
           </w:p>
         </w:tc>
@@ -971,7 +971,7 @@
                 <w:sz w:val="20"/>
                 <w:szCs w:val="20"/>
               </w:rPr>
-              <w:t xml:space="preserve">50+</w:t>
+              <w:t xml:space="preserve">2,668+</w:t>
             </w:r>
           </w:p>
         </w:tc>
@@ -1001,7 +1001,7 @@
                 <w:sz w:val="20"/>
                 <w:szCs w:val="20"/>
               </w:rPr>
-              <w:t xml:space="preserve">Python + Rust/Go/C++/Zig/Fortran/Ada/VHDL 등</w:t>
+              <w:t xml:space="preserve">pytest 기반 자동화 테스트 스위트</w:t>
             </w:r>
           </w:p>
         </w:tc>
@@ -1034,6 +1034,100 @@
                 <w:sz w:val="20"/>
                 <w:szCs w:val="20"/>
               </w:rPr>
+              <w:t xml:space="preserve">Languages</w:t>
+            </w:r>
+          </w:p>
+        </w:tc>
+        <w:tc>
+          <w:tcPr>
+            <w:tcW w:type="dxa" w:w="2000"/>
+            <w:tcBorders>
+              <w:top w:val="single" w:color="CCCCCC" w:sz="1"/>
+              <w:left w:val="single" w:color="CCCCCC" w:sz="1"/>
+              <w:bottom w:val="single" w:color="CCCCCC" w:sz="1"/>
+              <w:right w:val="single" w:color="CCCCCC" w:sz="1"/>
+            </w:tcBorders>
+            <w:shd w:fill="F0F5FA" w:val="clear"/>
+            <w:tcMar>
+              <w:top w:type="dxa" w:w="60"/>
+              <w:left w:type="dxa" w:w="100"/>
+              <w:bottom w:type="dxa" w:w="60"/>
+              <w:right w:type="dxa" w:w="100"/>
+            </w:tcMar>
+          </w:tcPr>
+          <w:p>
+            <w:pPr>
+              <w:jc w:val="left"/>
+            </w:pPr>
+            <w:r>
+              <w:rPr>
+                <w:rFonts w:ascii="Arial" w:cs="Arial" w:eastAsia="Arial" w:hAnsi="Arial"/>
+                <w:sz w:val="20"/>
+                <w:szCs w:val="20"/>
+              </w:rPr>
+              <w:t xml:space="preserve">50+</w:t>
+            </w:r>
+          </w:p>
+        </w:tc>
+        <w:tc>
+          <w:tcPr>
+            <w:tcW w:type="dxa" w:w="4860"/>
+            <w:tcBorders>
+              <w:top w:val="single" w:color="CCCCCC" w:sz="1"/>
+              <w:left w:val="single" w:color="CCCCCC" w:sz="1"/>
+              <w:bottom w:val="single" w:color="CCCCCC" w:sz="1"/>
+              <w:right w:val="single" w:color="CCCCCC" w:sz="1"/>
+            </w:tcBorders>
+            <w:shd w:fill="F0F5FA" w:val="clear"/>
+            <w:tcMar>
+              <w:top w:type="dxa" w:w="60"/>
+              <w:left w:type="dxa" w:w="100"/>
+              <w:bottom w:type="dxa" w:w="60"/>
+              <w:right w:type="dxa" w:w="100"/>
+            </w:tcMar>
+          </w:tcPr>
+          <w:p>
+            <w:pPr>
+              <w:jc w:val="left"/>
+            </w:pPr>
+            <w:r>
+              <w:rPr>
+                <w:rFonts w:ascii="Arial" w:cs="Arial" w:eastAsia="Arial" w:hAnsi="Arial"/>
+                <w:sz w:val="20"/>
+                <w:szCs w:val="20"/>
+              </w:rPr>
+              <w:t xml:space="preserve">Python + Rust/Go/C++/Zig/Fortran/Ada/VHDL 등</w:t>
+            </w:r>
+          </w:p>
+        </w:tc>
+      </w:tr>
+      <w:tr>
+        <w:tc>
+          <w:tcPr>
+            <w:tcW w:type="dxa" w:w="2500"/>
+            <w:tcBorders>
+              <w:top w:val="single" w:color="CCCCCC" w:sz="1"/>
+              <w:left w:val="single" w:color="CCCCCC" w:sz="1"/>
+              <w:bottom w:val="single" w:color="CCCCCC" w:sz="1"/>
+              <w:right w:val="single" w:color="CCCCCC" w:sz="1"/>
+            </w:tcBorders>
+            <w:tcMar>
+              <w:top w:type="dxa" w:w="60"/>
+              <w:left w:type="dxa" w:w="100"/>
+              <w:bottom w:type="dxa" w:w="60"/>
+              <w:right w:type="dxa" w:w="100"/>
+            </w:tcMar>
+          </w:tcPr>
+          <w:p>
+            <w:pPr>
+              <w:jc w:val="left"/>
+            </w:pPr>
+            <w:r>
+              <w:rPr>
+                <w:rFonts w:ascii="Arial" w:cs="Arial" w:eastAsia="Arial" w:hAnsi="Arial"/>
+                <w:sz w:val="20"/>
+                <w:szCs w:val="20"/>
+              </w:rPr>
               <w:t xml:space="preserve">Total Modules</w:t>
             </w:r>
           </w:p>
@@ -1047,7 +1141,6 @@
               <w:bottom w:val="single" w:color="CCCCCC" w:sz="1"/>
               <w:right w:val="single" w:color="CCCCCC" w:sz="1"/>
             </w:tcBorders>
-            <w:shd w:fill="F0F5FA" w:val="clear"/>
             <w:tcMar>
               <w:top w:type="dxa" w:w="60"/>
               <w:left w:type="dxa" w:w="100"/>
@@ -1078,7 +1171,6 @@
               <w:bottom w:val="single" w:color="CCCCCC" w:sz="1"/>
               <w:right w:val="single" w:color="CCCCCC" w:sz="1"/>
             </w:tcBorders>
-            <w:shd w:fill="F0F5FA" w:val="clear"/>
             <w:tcMar>
               <w:top w:type="dxa" w:w="60"/>
               <w:left w:type="dxa" w:w="100"/>
@@ -7293,7 +7385,46 @@
           <w:sz w:val="20"/>
           <w:szCs w:val="20"/>
         </w:rPr>
-        <w:t xml:space="preserve">500대 60초 시뮬레이션: 58,038 conflicts → 19 collisions → CR = 99.97%</w:t>
+        <w:t xml:space="preserve">600초 시뮬레이션 결과 (12회 실측):</w:t>
+      </w:r>
+    </w:p>
+    <w:p>
+      <w:pPr>
+        <w:spacing w:after="120"/>
+      </w:pPr>
+      <w:r>
+        <w:rPr>
+          <w:rFonts w:ascii="Arial" w:cs="Arial" w:eastAsia="Arial" w:hAnsi="Arial"/>
+          <w:sz w:val="20"/>
+          <w:szCs w:val="20"/>
+        </w:rPr>
+        <w:t xml:space="preserve">  20대: 충돌 0건, 해결률 100.0%, 경로효율 1.035</w:t>
+      </w:r>
+    </w:p>
+    <w:p>
+      <w:pPr>
+        <w:spacing w:after="120"/>
+      </w:pPr>
+      <w:r>
+        <w:rPr>
+          <w:rFonts w:ascii="Arial" w:cs="Arial" w:eastAsia="Arial" w:hAnsi="Arial"/>
+          <w:sz w:val="20"/>
+          <w:szCs w:val="20"/>
+        </w:rPr>
+        <w:t xml:space="preserve">  50대: 충돌 avg 15건, 해결률 97.9%, 경로효율 1.003</w:t>
+      </w:r>
+    </w:p>
+    <w:p>
+      <w:pPr>
+        <w:spacing w:after="120"/>
+      </w:pPr>
+      <w:r>
+        <w:rPr>
+          <w:rFonts w:ascii="Arial" w:cs="Arial" w:eastAsia="Arial" w:hAnsi="Arial"/>
+          <w:sz w:val="20"/>
+          <w:szCs w:val="20"/>
+        </w:rPr>
+        <w:t xml:space="preserve">  100대: 충돌 avg 29건, 해결률 98.9%, 경로효율 1.029</w:t>
       </w:r>
     </w:p>
     <w:p>
